--- a/public/samples/quotation.docx
+++ b/public/samples/quotation.docx
@@ -15,7 +15,7 @@
           <w:rFonts w:hint="eastAsia"/>
           <w:lang w:eastAsia="zh-TW"/>
         </w:rPr>
-        <w:t xml:space="preserve">報　價　單</w:t>
+        <w:t xml:space="preserve">报　价　单</w:t>
       </w:r>
     </w:p>
     <w:p>
@@ -29,7 +29,7 @@
           <w:rFonts w:hint="eastAsia"/>
           <w:lang w:eastAsia="zh-TW"/>
         </w:rPr>
-        <w:t xml:space="preserve">報價單號：</w:t>
+        <w:t xml:space="preserve">报价单号：</w:t>
       </w:r>
       <w:r>
         <w:rPr>
@@ -45,7 +45,7 @@
           <w:rFonts w:hint="eastAsia"/>
           <w:lang w:eastAsia="zh-TW"/>
         </w:rPr>
-        <w:t xml:space="preserve">　　報價日期：</w:t>
+        <w:t xml:space="preserve">　　报价日期：</w:t>
       </w:r>
       <w:r>
         <w:rPr>
@@ -92,7 +92,7 @@
           <w:rFonts w:hint="eastAsia"/>
           <w:lang w:eastAsia="zh-TW"/>
         </w:rPr>
-        <w:t xml:space="preserve">客戶資料</w:t>
+        <w:t xml:space="preserve">客户信息</w:t>
       </w:r>
     </w:p>
     <w:p>
@@ -104,14 +104,14 @@
           <w:rFonts w:hint="eastAsia"/>
           <w:lang w:eastAsia="zh-TW"/>
         </w:rPr>
-        <w:t xml:space="preserve">客戶名稱：永豐國際股份有限公司（統一編號 </w:t>
+        <w:t xml:space="preserve">客户名称：瀚宇数字有限公司（统一社会信用代码 </w:t>
       </w:r>
       <w:r>
         <w:rPr>
           <w:rFonts w:ascii="Calibri" w:hAnsi="Calibri"/>
           <w:lang w:val="en-US"/>
         </w:rPr>
-        <w:t xml:space="preserve">48486870</w:t>
+        <w:t xml:space="preserve">91440305CRDTCUKRP3</w:t>
       </w:r>
       <w:r>
         <w:rPr>
@@ -130,7 +130,7 @@
           <w:rFonts w:hint="eastAsia"/>
           <w:lang w:eastAsia="zh-TW"/>
         </w:rPr>
-        <w:t xml:space="preserve">聯絡人：馬博妤　營運處長</w:t>
+        <w:t xml:space="preserve">联系人：于英　运营总监</w:t>
       </w:r>
     </w:p>
     <w:p>
@@ -142,42 +142,42 @@
           <w:rFonts w:hint="eastAsia"/>
           <w:lang w:eastAsia="zh-TW"/>
         </w:rPr>
-        <w:t xml:space="preserve">電話：</w:t>
+        <w:t xml:space="preserve">电话：</w:t>
       </w:r>
       <w:r>
         <w:rPr>
           <w:rFonts w:ascii="Calibri" w:hAnsi="Calibri"/>
           <w:lang w:val="en-US"/>
         </w:rPr>
-        <w:t xml:space="preserve">(07)02</w:t>
+        <w:t xml:space="preserve">(022)79</w:t>
       </w:r>
       <w:r>
         <w:rPr>
           <w:rFonts w:ascii="Calibri" w:hAnsi="Calibri"/>
           <w:lang w:val="en-US"/>
         </w:rPr>
-        <w:t xml:space="preserve">21-469</w:t>
-      </w:r>
-      <w:r>
-        <w:rPr>
-          <w:rFonts w:hint="eastAsia"/>
-          <w:lang w:eastAsia="zh-TW"/>
-        </w:rPr>
-        <w:t xml:space="preserve">　　手機 </w:t>
+        <w:t xml:space="preserve">72-7022</w:t>
+      </w:r>
+      <w:r>
+        <w:rPr>
+          <w:rFonts w:hint="eastAsia"/>
+          <w:lang w:eastAsia="zh-TW"/>
+        </w:rPr>
+        <w:t xml:space="preserve">　　手机 </w:t>
       </w:r>
       <w:r>
         <w:rPr>
           <w:rFonts w:ascii="Calibri" w:hAnsi="Calibri"/>
           <w:lang w:val="en-US"/>
         </w:rPr>
-        <w:t xml:space="preserve">09634</w:t>
+        <w:t xml:space="preserve">156916</w:t>
       </w:r>
       <w:r>
         <w:rPr>
           <w:rFonts w:ascii="Calibri" w:hAnsi="Calibri"/>
           <w:lang w:val="en-US"/>
         </w:rPr>
-        <w:t xml:space="preserve">02563</w:t>
+        <w:t xml:space="preserve">34025</w:t>
       </w:r>
     </w:p>
     <w:p>
@@ -189,14 +189,14 @@
           <w:rFonts w:hint="eastAsia"/>
           <w:lang w:eastAsia="zh-TW"/>
         </w:rPr>
-        <w:t xml:space="preserve">電子郵件：</w:t>
+        <w:t xml:space="preserve">邮箱：</w:t>
       </w:r>
       <w:r>
         <w:rPr>
           <w:rFonts w:ascii="Calibri" w:hAnsi="Calibri"/>
           <w:lang w:val="en-US"/>
         </w:rPr>
-        <w:t xml:space="preserve">ma.po.yu@mail.example.org</w:t>
+        <w:t xml:space="preserve">yu.ying@corp-example.cn</w:t>
       </w:r>
     </w:p>
     <w:p>
@@ -208,21 +208,35 @@
           <w:rFonts w:hint="eastAsia"/>
           <w:lang w:eastAsia="zh-TW"/>
         </w:rPr>
-        <w:t xml:space="preserve">送貨地址：新竹市香山區公益街三段</w:t>
+        <w:t xml:space="preserve">收货地址：湖北省武汉市洪山区天府街</w:t>
       </w:r>
       <w:r>
         <w:rPr>
           <w:rFonts w:ascii="Calibri" w:hAnsi="Calibri"/>
           <w:lang w:val="en-US"/>
         </w:rPr>
-        <w:t xml:space="preserve">453</w:t>
-      </w:r>
-      <w:r>
-        <w:rPr>
-          <w:rFonts w:hint="eastAsia"/>
-          <w:lang w:eastAsia="zh-TW"/>
-        </w:rPr>
-        <w:t xml:space="preserve">號</w:t>
+        <w:t xml:space="preserve">335</w:t>
+      </w:r>
+      <w:r>
+        <w:rPr>
+          <w:rFonts w:hint="eastAsia"/>
+          <w:lang w:eastAsia="zh-TW"/>
+        </w:rPr>
+        <w:t xml:space="preserve">号</w:t>
+      </w:r>
+      <w:r>
+        <w:rPr>
+          <w:rFonts w:ascii="Calibri" w:hAnsi="Calibri"/>
+          <w:lang w:val="en-US"/>
+        </w:rPr>
+        <w:t xml:space="preserve">16</w:t>
+      </w:r>
+      <w:r>
+        <w:rPr>
+          <w:rFonts w:hint="eastAsia"/>
+          <w:lang w:eastAsia="zh-TW"/>
+        </w:rPr>
+        <w:t xml:space="preserve">号楼</w:t>
       </w:r>
     </w:p>
     <w:p>
@@ -234,35 +248,21 @@
           <w:rFonts w:hint="eastAsia"/>
           <w:lang w:eastAsia="zh-TW"/>
         </w:rPr>
-        <w:t xml:space="preserve">發票地址：彰化縣鹿港鎮中華路</w:t>
+        <w:t xml:space="preserve">发票地址：湖北省武汉市洪山区学院路</w:t>
       </w:r>
       <w:r>
         <w:rPr>
           <w:rFonts w:ascii="Calibri" w:hAnsi="Calibri"/>
           <w:lang w:val="en-US"/>
         </w:rPr>
-        <w:t xml:space="preserve">307</w:t>
-      </w:r>
-      <w:r>
-        <w:rPr>
-          <w:rFonts w:hint="eastAsia"/>
-          <w:lang w:eastAsia="zh-TW"/>
-        </w:rPr>
-        <w:t xml:space="preserve">之</w:t>
-      </w:r>
-      <w:r>
-        <w:rPr>
-          <w:rFonts w:ascii="Calibri" w:hAnsi="Calibri"/>
-          <w:lang w:val="en-US"/>
-        </w:rPr>
-        <w:t xml:space="preserve">5</w:t>
-      </w:r>
-      <w:r>
-        <w:rPr>
-          <w:rFonts w:hint="eastAsia"/>
-          <w:lang w:eastAsia="zh-TW"/>
-        </w:rPr>
-        <w:t xml:space="preserve">號</w:t>
+        <w:t xml:space="preserve">285</w:t>
+      </w:r>
+      <w:r>
+        <w:rPr>
+          <w:rFonts w:hint="eastAsia"/>
+          <w:lang w:eastAsia="zh-TW"/>
+        </w:rPr>
+        <w:t xml:space="preserve">号</w:t>
       </w:r>
     </w:p>
     <w:p>
@@ -277,7 +277,7 @@
           <w:rFonts w:hint="eastAsia"/>
           <w:lang w:eastAsia="zh-TW"/>
         </w:rPr>
-        <w:t xml:space="preserve">報價明細</w:t>
+        <w:t xml:space="preserve">报价明细</w:t>
       </w:r>
     </w:p>
     <w:tbl>
@@ -325,7 +325,7 @@
                 <w:rFonts w:hint="eastAsia"/>
                 <w:lang w:eastAsia="zh-TW"/>
               </w:rPr>
-              <w:t xml:space="preserve">項次</w:t>
+              <w:t xml:space="preserve">序号</w:t>
             </w:r>
           </w:p>
         </w:tc>
@@ -345,7 +345,7 @@
                 <w:rFonts w:hint="eastAsia"/>
                 <w:lang w:eastAsia="zh-TW"/>
               </w:rPr>
-              <w:t xml:space="preserve">品項</w:t>
+              <w:t xml:space="preserve">品名</w:t>
             </w:r>
           </w:p>
         </w:tc>
@@ -365,7 +365,7 @@
                 <w:rFonts w:hint="eastAsia"/>
                 <w:lang w:eastAsia="zh-TW"/>
               </w:rPr>
-              <w:t xml:space="preserve">規格</w:t>
+              <w:t xml:space="preserve">规格</w:t>
             </w:r>
           </w:p>
         </w:tc>
@@ -385,7 +385,7 @@
                 <w:rFonts w:hint="eastAsia"/>
                 <w:lang w:eastAsia="zh-TW"/>
               </w:rPr>
-              <w:t xml:space="preserve">數量</w:t>
+              <w:t xml:space="preserve">数量</w:t>
             </w:r>
           </w:p>
         </w:tc>
@@ -405,7 +405,7 @@
                 <w:rFonts w:hint="eastAsia"/>
                 <w:lang w:eastAsia="zh-TW"/>
               </w:rPr>
-              <w:t xml:space="preserve">單價</w:t>
+              <w:t xml:space="preserve">单价</w:t>
             </w:r>
           </w:p>
         </w:tc>
@@ -425,7 +425,7 @@
                 <w:rFonts w:hint="eastAsia"/>
                 <w:lang w:eastAsia="zh-TW"/>
               </w:rPr>
-              <w:t xml:space="preserve">小計</w:t>
+              <w:t xml:space="preserve">小计</w:t>
             </w:r>
           </w:p>
         </w:tc>
@@ -463,7 +463,7 @@
                 <w:rFonts w:hint="eastAsia"/>
                 <w:lang w:eastAsia="zh-TW"/>
               </w:rPr>
-              <w:t xml:space="preserve">應用伺服器</w:t>
+              <w:t xml:space="preserve">应用服务器</w:t>
             </w:r>
           </w:p>
         </w:tc>
@@ -650,18 +650,10 @@
             <w:r>
               <w:rPr>
                 <w:sz w:val="20"/>
-                <w:rFonts w:ascii="Calibri" w:hAnsi="Calibri"/>
-                <w:lang w:val="en-US"/>
-              </w:rPr>
-              <w:t xml:space="preserve">NT</w:t>
-            </w:r>
-            <w:r>
-              <w:rPr>
-                <w:sz w:val="20"/>
-                <w:rFonts w:hint="eastAsia"/>
-                <w:lang w:eastAsia="zh-TW"/>
-              </w:rPr>
-              <w:t xml:space="preserve">$ </w:t>
+                <w:rFonts w:hint="eastAsia"/>
+                <w:lang w:eastAsia="zh-TW"/>
+              </w:rPr>
+              <w:t xml:space="preserve">¥</w:t>
             </w:r>
             <w:r>
               <w:rPr>
@@ -700,18 +692,10 @@
             <w:r>
               <w:rPr>
                 <w:sz w:val="20"/>
-                <w:rFonts w:ascii="Calibri" w:hAnsi="Calibri"/>
-                <w:lang w:val="en-US"/>
-              </w:rPr>
-              <w:t xml:space="preserve">NT</w:t>
-            </w:r>
-            <w:r>
-              <w:rPr>
-                <w:sz w:val="20"/>
-                <w:rFonts w:hint="eastAsia"/>
-                <w:lang w:eastAsia="zh-TW"/>
-              </w:rPr>
-              <w:t xml:space="preserve">$ </w:t>
+                <w:rFonts w:hint="eastAsia"/>
+                <w:lang w:eastAsia="zh-TW"/>
+              </w:rPr>
+              <w:t xml:space="preserve">¥</w:t>
             </w:r>
             <w:r>
               <w:rPr>
@@ -773,7 +757,7 @@
                 <w:rFonts w:hint="eastAsia"/>
                 <w:lang w:eastAsia="zh-TW"/>
               </w:rPr>
-              <w:t xml:space="preserve">儲存陣列</w:t>
+              <w:t xml:space="preserve">存储阵列</w:t>
             </w:r>
           </w:p>
         </w:tc>
@@ -904,18 +888,10 @@
             <w:r>
               <w:rPr>
                 <w:sz w:val="20"/>
-                <w:rFonts w:ascii="Calibri" w:hAnsi="Calibri"/>
-                <w:lang w:val="en-US"/>
-              </w:rPr>
-              <w:t xml:space="preserve">NT</w:t>
-            </w:r>
-            <w:r>
-              <w:rPr>
-                <w:sz w:val="20"/>
-                <w:rFonts w:hint="eastAsia"/>
-                <w:lang w:eastAsia="zh-TW"/>
-              </w:rPr>
-              <w:t xml:space="preserve">$ </w:t>
+                <w:rFonts w:hint="eastAsia"/>
+                <w:lang w:eastAsia="zh-TW"/>
+              </w:rPr>
+              <w:t xml:space="preserve">¥</w:t>
             </w:r>
             <w:r>
               <w:rPr>
@@ -970,18 +946,10 @@
             <w:r>
               <w:rPr>
                 <w:sz w:val="20"/>
-                <w:rFonts w:ascii="Calibri" w:hAnsi="Calibri"/>
-                <w:lang w:val="en-US"/>
-              </w:rPr>
-              <w:t xml:space="preserve">NT</w:t>
-            </w:r>
-            <w:r>
-              <w:rPr>
-                <w:sz w:val="20"/>
-                <w:rFonts w:hint="eastAsia"/>
-                <w:lang w:eastAsia="zh-TW"/>
-              </w:rPr>
-              <w:t xml:space="preserve">$ </w:t>
+                <w:rFonts w:hint="eastAsia"/>
+                <w:lang w:eastAsia="zh-TW"/>
+              </w:rPr>
+              <w:t xml:space="preserve">¥</w:t>
             </w:r>
             <w:r>
               <w:rPr>
@@ -1059,7 +1027,7 @@
                 <w:rFonts w:hint="eastAsia"/>
                 <w:lang w:eastAsia="zh-TW"/>
               </w:rPr>
-              <w:t xml:space="preserve">核心交換器</w:t>
+              <w:t xml:space="preserve">核心交换机</w:t>
             </w:r>
           </w:p>
         </w:tc>
@@ -1157,7 +1125,7 @@
                 <w:rFonts w:hint="eastAsia"/>
                 <w:lang w:eastAsia="zh-TW"/>
               </w:rPr>
-              <w:t xml:space="preserve"> 上聯模組</w:t>
+              <w:t xml:space="preserve"> 上联模块</w:t>
             </w:r>
           </w:p>
         </w:tc>
@@ -1190,18 +1158,10 @@
             <w:r>
               <w:rPr>
                 <w:sz w:val="20"/>
-                <w:rFonts w:ascii="Calibri" w:hAnsi="Calibri"/>
-                <w:lang w:val="en-US"/>
-              </w:rPr>
-              <w:t xml:space="preserve">NT</w:t>
-            </w:r>
-            <w:r>
-              <w:rPr>
-                <w:sz w:val="20"/>
-                <w:rFonts w:hint="eastAsia"/>
-                <w:lang w:eastAsia="zh-TW"/>
-              </w:rPr>
-              <w:t xml:space="preserve">$ </w:t>
+                <w:rFonts w:hint="eastAsia"/>
+                <w:lang w:eastAsia="zh-TW"/>
+              </w:rPr>
+              <w:t xml:space="preserve">¥</w:t>
             </w:r>
             <w:r>
               <w:rPr>
@@ -1240,18 +1200,10 @@
             <w:r>
               <w:rPr>
                 <w:sz w:val="20"/>
-                <w:rFonts w:ascii="Calibri" w:hAnsi="Calibri"/>
-                <w:lang w:val="en-US"/>
-              </w:rPr>
-              <w:t xml:space="preserve">NT</w:t>
-            </w:r>
-            <w:r>
-              <w:rPr>
-                <w:sz w:val="20"/>
-                <w:rFonts w:hint="eastAsia"/>
-                <w:lang w:eastAsia="zh-TW"/>
-              </w:rPr>
-              <w:t xml:space="preserve">$ </w:t>
+                <w:rFonts w:hint="eastAsia"/>
+                <w:lang w:eastAsia="zh-TW"/>
+              </w:rPr>
+              <w:t xml:space="preserve">¥</w:t>
             </w:r>
             <w:r>
               <w:rPr>
@@ -1313,7 +1265,7 @@
                 <w:rFonts w:hint="eastAsia"/>
                 <w:lang w:eastAsia="zh-TW"/>
               </w:rPr>
-              <w:t xml:space="preserve">防火牆</w:t>
+              <w:t xml:space="preserve">防火墙</w:t>
             </w:r>
           </w:p>
         </w:tc>
@@ -1387,7 +1339,7 @@
                 <w:rFonts w:hint="eastAsia"/>
                 <w:lang w:eastAsia="zh-TW"/>
               </w:rPr>
-              <w:t xml:space="preserve"> 授權</w:t>
+              <w:t xml:space="preserve"> 授权</w:t>
             </w:r>
           </w:p>
         </w:tc>
@@ -1420,18 +1372,10 @@
             <w:r>
               <w:rPr>
                 <w:sz w:val="20"/>
-                <w:rFonts w:ascii="Calibri" w:hAnsi="Calibri"/>
-                <w:lang w:val="en-US"/>
-              </w:rPr>
-              <w:t xml:space="preserve">NT</w:t>
-            </w:r>
-            <w:r>
-              <w:rPr>
-                <w:sz w:val="20"/>
-                <w:rFonts w:hint="eastAsia"/>
-                <w:lang w:eastAsia="zh-TW"/>
-              </w:rPr>
-              <w:t xml:space="preserve">$ </w:t>
+                <w:rFonts w:hint="eastAsia"/>
+                <w:lang w:eastAsia="zh-TW"/>
+              </w:rPr>
+              <w:t xml:space="preserve">¥</w:t>
             </w:r>
             <w:r>
               <w:rPr>
@@ -1470,18 +1414,10 @@
             <w:r>
               <w:rPr>
                 <w:sz w:val="20"/>
-                <w:rFonts w:ascii="Calibri" w:hAnsi="Calibri"/>
-                <w:lang w:val="en-US"/>
-              </w:rPr>
-              <w:t xml:space="preserve">NT</w:t>
-            </w:r>
-            <w:r>
-              <w:rPr>
-                <w:sz w:val="20"/>
-                <w:rFonts w:hint="eastAsia"/>
-                <w:lang w:eastAsia="zh-TW"/>
-              </w:rPr>
-              <w:t xml:space="preserve">$ </w:t>
+                <w:rFonts w:hint="eastAsia"/>
+                <w:lang w:eastAsia="zh-TW"/>
+              </w:rPr>
+              <w:t xml:space="preserve">¥</w:t>
             </w:r>
             <w:r>
               <w:rPr>
@@ -1551,7 +1487,7 @@
                 <w:rFonts w:hint="eastAsia"/>
                 <w:lang w:eastAsia="zh-TW"/>
               </w:rPr>
-              <w:t xml:space="preserve"> 不斷電系統</w:t>
+              <w:t xml:space="preserve"> 不间断电源</w:t>
             </w:r>
           </w:p>
         </w:tc>
@@ -1658,18 +1594,10 @@
             <w:r>
               <w:rPr>
                 <w:sz w:val="20"/>
-                <w:rFonts w:ascii="Calibri" w:hAnsi="Calibri"/>
-                <w:lang w:val="en-US"/>
-              </w:rPr>
-              <w:t xml:space="preserve">NT</w:t>
-            </w:r>
-            <w:r>
-              <w:rPr>
-                <w:sz w:val="20"/>
-                <w:rFonts w:hint="eastAsia"/>
-                <w:lang w:eastAsia="zh-TW"/>
-              </w:rPr>
-              <w:t xml:space="preserve">$ </w:t>
+                <w:rFonts w:hint="eastAsia"/>
+                <w:lang w:eastAsia="zh-TW"/>
+              </w:rPr>
+              <w:t xml:space="preserve">¥</w:t>
             </w:r>
             <w:r>
               <w:rPr>
@@ -1708,18 +1636,10 @@
             <w:r>
               <w:rPr>
                 <w:sz w:val="20"/>
-                <w:rFonts w:ascii="Calibri" w:hAnsi="Calibri"/>
-                <w:lang w:val="en-US"/>
-              </w:rPr>
-              <w:t xml:space="preserve">NT</w:t>
-            </w:r>
-            <w:r>
-              <w:rPr>
-                <w:sz w:val="20"/>
-                <w:rFonts w:hint="eastAsia"/>
-                <w:lang w:eastAsia="zh-TW"/>
-              </w:rPr>
-              <w:t xml:space="preserve">$ </w:t>
+                <w:rFonts w:hint="eastAsia"/>
+                <w:lang w:eastAsia="zh-TW"/>
+              </w:rPr>
+              <w:t xml:space="preserve">¥</w:t>
             </w:r>
             <w:r>
               <w:rPr>
@@ -1781,7 +1701,7 @@
                 <w:rFonts w:hint="eastAsia"/>
                 <w:lang w:eastAsia="zh-TW"/>
               </w:rPr>
-              <w:t xml:space="preserve">機櫃</w:t>
+              <w:t xml:space="preserve">机柜</w:t>
             </w:r>
           </w:p>
         </w:tc>
@@ -1807,7 +1727,7 @@
                 <w:rFonts w:hint="eastAsia"/>
                 <w:lang w:eastAsia="zh-TW"/>
               </w:rPr>
-              <w:t xml:space="preserve"> 標準機櫃含 </w:t>
+              <w:t xml:space="preserve"> 标准机柜含 </w:t>
             </w:r>
             <w:r>
               <w:rPr>
@@ -1848,18 +1768,10 @@
             <w:r>
               <w:rPr>
                 <w:sz w:val="20"/>
-                <w:rFonts w:ascii="Calibri" w:hAnsi="Calibri"/>
-                <w:lang w:val="en-US"/>
-              </w:rPr>
-              <w:t xml:space="preserve">NT</w:t>
-            </w:r>
-            <w:r>
-              <w:rPr>
-                <w:sz w:val="20"/>
-                <w:rFonts w:hint="eastAsia"/>
-                <w:lang w:eastAsia="zh-TW"/>
-              </w:rPr>
-              <w:t xml:space="preserve">$ </w:t>
+                <w:rFonts w:hint="eastAsia"/>
+                <w:lang w:eastAsia="zh-TW"/>
+              </w:rPr>
+              <w:t xml:space="preserve">¥</w:t>
             </w:r>
             <w:r>
               <w:rPr>
@@ -1898,18 +1810,10 @@
             <w:r>
               <w:rPr>
                 <w:sz w:val="20"/>
-                <w:rFonts w:ascii="Calibri" w:hAnsi="Calibri"/>
-                <w:lang w:val="en-US"/>
-              </w:rPr>
-              <w:t xml:space="preserve">NT</w:t>
-            </w:r>
-            <w:r>
-              <w:rPr>
-                <w:sz w:val="20"/>
-                <w:rFonts w:hint="eastAsia"/>
-                <w:lang w:eastAsia="zh-TW"/>
-              </w:rPr>
-              <w:t xml:space="preserve">$ </w:t>
+                <w:rFonts w:hint="eastAsia"/>
+                <w:lang w:eastAsia="zh-TW"/>
+              </w:rPr>
+              <w:t xml:space="preserve">¥</w:t>
             </w:r>
             <w:r>
               <w:rPr>
@@ -1971,7 +1875,7 @@
                 <w:rFonts w:hint="eastAsia"/>
                 <w:lang w:eastAsia="zh-TW"/>
               </w:rPr>
-              <w:t xml:space="preserve">虛擬化平台授權</w:t>
+              <w:t xml:space="preserve">虚拟化平台授权</w:t>
             </w:r>
           </w:p>
         </w:tc>
@@ -2086,18 +1990,10 @@
             <w:r>
               <w:rPr>
                 <w:sz w:val="20"/>
-                <w:rFonts w:ascii="Calibri" w:hAnsi="Calibri"/>
-                <w:lang w:val="en-US"/>
-              </w:rPr>
-              <w:t xml:space="preserve">NT</w:t>
-            </w:r>
-            <w:r>
-              <w:rPr>
-                <w:sz w:val="20"/>
-                <w:rFonts w:hint="eastAsia"/>
-                <w:lang w:eastAsia="zh-TW"/>
-              </w:rPr>
-              <w:t xml:space="preserve">$ </w:t>
+                <w:rFonts w:hint="eastAsia"/>
+                <w:lang w:eastAsia="zh-TW"/>
+              </w:rPr>
+              <w:t xml:space="preserve">¥</w:t>
             </w:r>
             <w:r>
               <w:rPr>
@@ -2136,18 +2032,10 @@
             <w:r>
               <w:rPr>
                 <w:sz w:val="20"/>
-                <w:rFonts w:ascii="Calibri" w:hAnsi="Calibri"/>
-                <w:lang w:val="en-US"/>
-              </w:rPr>
-              <w:t xml:space="preserve">NT</w:t>
-            </w:r>
-            <w:r>
-              <w:rPr>
-                <w:sz w:val="20"/>
-                <w:rFonts w:hint="eastAsia"/>
-                <w:lang w:eastAsia="zh-TW"/>
-              </w:rPr>
-              <w:t xml:space="preserve">$ </w:t>
+                <w:rFonts w:hint="eastAsia"/>
+                <w:lang w:eastAsia="zh-TW"/>
+              </w:rPr>
+              <w:t xml:space="preserve">¥</w:t>
             </w:r>
             <w:r>
               <w:rPr>
@@ -2209,7 +2097,7 @@
                 <w:rFonts w:hint="eastAsia"/>
                 <w:lang w:eastAsia="zh-TW"/>
               </w:rPr>
-              <w:t xml:space="preserve">備份軟體</w:t>
+              <w:t xml:space="preserve">备份软件</w:t>
             </w:r>
           </w:p>
         </w:tc>
@@ -2356,18 +2244,10 @@
             <w:r>
               <w:rPr>
                 <w:sz w:val="20"/>
-                <w:rFonts w:ascii="Calibri" w:hAnsi="Calibri"/>
-                <w:lang w:val="en-US"/>
-              </w:rPr>
-              <w:t xml:space="preserve">NT</w:t>
-            </w:r>
-            <w:r>
-              <w:rPr>
-                <w:sz w:val="20"/>
-                <w:rFonts w:hint="eastAsia"/>
-                <w:lang w:eastAsia="zh-TW"/>
-              </w:rPr>
-              <w:t xml:space="preserve">$ </w:t>
+                <w:rFonts w:hint="eastAsia"/>
+                <w:lang w:eastAsia="zh-TW"/>
+              </w:rPr>
+              <w:t xml:space="preserve">¥</w:t>
             </w:r>
             <w:r>
               <w:rPr>
@@ -2406,18 +2286,10 @@
             <w:r>
               <w:rPr>
                 <w:sz w:val="20"/>
-                <w:rFonts w:ascii="Calibri" w:hAnsi="Calibri"/>
-                <w:lang w:val="en-US"/>
-              </w:rPr>
-              <w:t xml:space="preserve">NT</w:t>
-            </w:r>
-            <w:r>
-              <w:rPr>
-                <w:sz w:val="20"/>
-                <w:rFonts w:hint="eastAsia"/>
-                <w:lang w:eastAsia="zh-TW"/>
-              </w:rPr>
-              <w:t xml:space="preserve">$ </w:t>
+                <w:rFonts w:hint="eastAsia"/>
+                <w:lang w:eastAsia="zh-TW"/>
+              </w:rPr>
+              <w:t xml:space="preserve">¥</w:t>
             </w:r>
             <w:r>
               <w:rPr>
@@ -2479,7 +2351,7 @@
                 <w:rFonts w:hint="eastAsia"/>
                 <w:lang w:eastAsia="zh-TW"/>
               </w:rPr>
-              <w:t xml:space="preserve">作業系統授權</w:t>
+              <w:t xml:space="preserve">操作系统授权</w:t>
             </w:r>
           </w:p>
         </w:tc>
@@ -2618,18 +2490,10 @@
             <w:r>
               <w:rPr>
                 <w:sz w:val="20"/>
-                <w:rFonts w:ascii="Calibri" w:hAnsi="Calibri"/>
-                <w:lang w:val="en-US"/>
-              </w:rPr>
-              <w:t xml:space="preserve">NT</w:t>
-            </w:r>
-            <w:r>
-              <w:rPr>
-                <w:sz w:val="20"/>
-                <w:rFonts w:hint="eastAsia"/>
-                <w:lang w:eastAsia="zh-TW"/>
-              </w:rPr>
-              <w:t xml:space="preserve">$ </w:t>
+                <w:rFonts w:hint="eastAsia"/>
+                <w:lang w:eastAsia="zh-TW"/>
+              </w:rPr>
+              <w:t xml:space="preserve">¥</w:t>
             </w:r>
             <w:r>
               <w:rPr>
@@ -2668,18 +2532,10 @@
             <w:r>
               <w:rPr>
                 <w:sz w:val="20"/>
-                <w:rFonts w:ascii="Calibri" w:hAnsi="Calibri"/>
-                <w:lang w:val="en-US"/>
-              </w:rPr>
-              <w:t xml:space="preserve">NT</w:t>
-            </w:r>
-            <w:r>
-              <w:rPr>
-                <w:sz w:val="20"/>
-                <w:rFonts w:hint="eastAsia"/>
-                <w:lang w:eastAsia="zh-TW"/>
-              </w:rPr>
-              <w:t xml:space="preserve">$ </w:t>
+                <w:rFonts w:hint="eastAsia"/>
+                <w:lang w:eastAsia="zh-TW"/>
+              </w:rPr>
+              <w:t xml:space="preserve">¥</w:t>
             </w:r>
             <w:r>
               <w:rPr>
@@ -2741,7 +2597,7 @@
                 <w:rFonts w:hint="eastAsia"/>
                 <w:lang w:eastAsia="zh-TW"/>
               </w:rPr>
-              <w:t xml:space="preserve">資料庫授權</w:t>
+              <w:t xml:space="preserve">数据库授权</w:t>
             </w:r>
           </w:p>
         </w:tc>
@@ -2904,18 +2760,10 @@
             <w:r>
               <w:rPr>
                 <w:sz w:val="20"/>
-                <w:rFonts w:ascii="Calibri" w:hAnsi="Calibri"/>
-                <w:lang w:val="en-US"/>
-              </w:rPr>
-              <w:t xml:space="preserve">NT</w:t>
-            </w:r>
-            <w:r>
-              <w:rPr>
-                <w:sz w:val="20"/>
-                <w:rFonts w:hint="eastAsia"/>
-                <w:lang w:eastAsia="zh-TW"/>
-              </w:rPr>
-              <w:t xml:space="preserve">$ </w:t>
+                <w:rFonts w:hint="eastAsia"/>
+                <w:lang w:eastAsia="zh-TW"/>
+              </w:rPr>
+              <w:t xml:space="preserve">¥</w:t>
             </w:r>
             <w:r>
               <w:rPr>
@@ -2954,18 +2802,10 @@
             <w:r>
               <w:rPr>
                 <w:sz w:val="20"/>
-                <w:rFonts w:ascii="Calibri" w:hAnsi="Calibri"/>
-                <w:lang w:val="en-US"/>
-              </w:rPr>
-              <w:t xml:space="preserve">NT</w:t>
-            </w:r>
-            <w:r>
-              <w:rPr>
-                <w:sz w:val="20"/>
-                <w:rFonts w:hint="eastAsia"/>
-                <w:lang w:eastAsia="zh-TW"/>
-              </w:rPr>
-              <w:t xml:space="preserve">$ </w:t>
+                <w:rFonts w:hint="eastAsia"/>
+                <w:lang w:eastAsia="zh-TW"/>
+              </w:rPr>
+              <w:t xml:space="preserve">¥</w:t>
             </w:r>
             <w:r>
               <w:rPr>
@@ -3027,7 +2867,7 @@
                 <w:rFonts w:hint="eastAsia"/>
                 <w:lang w:eastAsia="zh-TW"/>
               </w:rPr>
-              <w:t xml:space="preserve">監控系統</w:t>
+              <w:t xml:space="preserve">监控系统</w:t>
             </w:r>
           </w:p>
         </w:tc>
@@ -3053,7 +2893,7 @@
                 <w:rFonts w:hint="eastAsia"/>
                 <w:lang w:eastAsia="zh-TW"/>
               </w:rPr>
-              <w:t xml:space="preserve"> 建置與客製儀表板</w:t>
+              <w:t xml:space="preserve"> 部署与定制仪表板</w:t>
             </w:r>
           </w:p>
         </w:tc>
@@ -3086,18 +2926,10 @@
             <w:r>
               <w:rPr>
                 <w:sz w:val="20"/>
-                <w:rFonts w:ascii="Calibri" w:hAnsi="Calibri"/>
-                <w:lang w:val="en-US"/>
-              </w:rPr>
-              <w:t xml:space="preserve">NT</w:t>
-            </w:r>
-            <w:r>
-              <w:rPr>
-                <w:sz w:val="20"/>
-                <w:rFonts w:hint="eastAsia"/>
-                <w:lang w:eastAsia="zh-TW"/>
-              </w:rPr>
-              <w:t xml:space="preserve">$ </w:t>
+                <w:rFonts w:hint="eastAsia"/>
+                <w:lang w:eastAsia="zh-TW"/>
+              </w:rPr>
+              <w:t xml:space="preserve">¥</w:t>
             </w:r>
             <w:r>
               <w:rPr>
@@ -3136,18 +2968,10 @@
             <w:r>
               <w:rPr>
                 <w:sz w:val="20"/>
-                <w:rFonts w:ascii="Calibri" w:hAnsi="Calibri"/>
-                <w:lang w:val="en-US"/>
-              </w:rPr>
-              <w:t xml:space="preserve">NT</w:t>
-            </w:r>
-            <w:r>
-              <w:rPr>
-                <w:sz w:val="20"/>
-                <w:rFonts w:hint="eastAsia"/>
-                <w:lang w:eastAsia="zh-TW"/>
-              </w:rPr>
-              <w:t xml:space="preserve">$ </w:t>
+                <w:rFonts w:hint="eastAsia"/>
+                <w:lang w:eastAsia="zh-TW"/>
+              </w:rPr>
+              <w:t xml:space="preserve">¥</w:t>
             </w:r>
             <w:r>
               <w:rPr>
@@ -3209,7 +3033,7 @@
                 <w:rFonts w:hint="eastAsia"/>
                 <w:lang w:eastAsia="zh-TW"/>
               </w:rPr>
-              <w:t xml:space="preserve">建置服務</w:t>
+              <w:t xml:space="preserve">实施服务</w:t>
             </w:r>
           </w:p>
         </w:tc>
@@ -3227,7 +3051,7 @@
                 <w:rFonts w:hint="eastAsia"/>
                 <w:lang w:eastAsia="zh-TW"/>
               </w:rPr>
-              <w:t xml:space="preserve">硬體上架、佈線、虛擬化平台建置與移轉</w:t>
+              <w:t xml:space="preserve">硬件上架、布线、虚拟化平台部署与迁移</w:t>
             </w:r>
           </w:p>
         </w:tc>
@@ -3260,18 +3084,10 @@
             <w:r>
               <w:rPr>
                 <w:sz w:val="20"/>
-                <w:rFonts w:ascii="Calibri" w:hAnsi="Calibri"/>
-                <w:lang w:val="en-US"/>
-              </w:rPr>
-              <w:t xml:space="preserve">NT</w:t>
-            </w:r>
-            <w:r>
-              <w:rPr>
-                <w:sz w:val="20"/>
-                <w:rFonts w:hint="eastAsia"/>
-                <w:lang w:eastAsia="zh-TW"/>
-              </w:rPr>
-              <w:t xml:space="preserve">$ </w:t>
+                <w:rFonts w:hint="eastAsia"/>
+                <w:lang w:eastAsia="zh-TW"/>
+              </w:rPr>
+              <w:t xml:space="preserve">¥</w:t>
             </w:r>
             <w:r>
               <w:rPr>
@@ -3310,18 +3126,10 @@
             <w:r>
               <w:rPr>
                 <w:sz w:val="20"/>
-                <w:rFonts w:ascii="Calibri" w:hAnsi="Calibri"/>
-                <w:lang w:val="en-US"/>
-              </w:rPr>
-              <w:t xml:space="preserve">NT</w:t>
-            </w:r>
-            <w:r>
-              <w:rPr>
-                <w:sz w:val="20"/>
-                <w:rFonts w:hint="eastAsia"/>
-                <w:lang w:eastAsia="zh-TW"/>
-              </w:rPr>
-              <w:t xml:space="preserve">$ </w:t>
+                <w:rFonts w:hint="eastAsia"/>
+                <w:lang w:eastAsia="zh-TW"/>
+              </w:rPr>
+              <w:t xml:space="preserve">¥</w:t>
             </w:r>
             <w:r>
               <w:rPr>
@@ -3383,7 +3191,7 @@
                 <w:rFonts w:hint="eastAsia"/>
                 <w:lang w:eastAsia="zh-TW"/>
               </w:rPr>
-              <w:t xml:space="preserve">資安健檢</w:t>
+              <w:t xml:space="preserve">信息安全检测</w:t>
             </w:r>
           </w:p>
         </w:tc>
@@ -3401,7 +3209,7 @@
                 <w:rFonts w:hint="eastAsia"/>
                 <w:lang w:eastAsia="zh-TW"/>
               </w:rPr>
-              <w:t xml:space="preserve">弱點掃描與滲透測試（一次）</w:t>
+              <w:t xml:space="preserve">漏洞扫描与渗透测试（一次）</w:t>
             </w:r>
           </w:p>
         </w:tc>
@@ -3434,18 +3242,10 @@
             <w:r>
               <w:rPr>
                 <w:sz w:val="20"/>
-                <w:rFonts w:ascii="Calibri" w:hAnsi="Calibri"/>
-                <w:lang w:val="en-US"/>
-              </w:rPr>
-              <w:t xml:space="preserve">NT</w:t>
-            </w:r>
-            <w:r>
-              <w:rPr>
-                <w:sz w:val="20"/>
-                <w:rFonts w:hint="eastAsia"/>
-                <w:lang w:eastAsia="zh-TW"/>
-              </w:rPr>
-              <w:t xml:space="preserve">$ </w:t>
+                <w:rFonts w:hint="eastAsia"/>
+                <w:lang w:eastAsia="zh-TW"/>
+              </w:rPr>
+              <w:t xml:space="preserve">¥</w:t>
             </w:r>
             <w:r>
               <w:rPr>
@@ -3484,18 +3284,10 @@
             <w:r>
               <w:rPr>
                 <w:sz w:val="20"/>
-                <w:rFonts w:ascii="Calibri" w:hAnsi="Calibri"/>
-                <w:lang w:val="en-US"/>
-              </w:rPr>
-              <w:t xml:space="preserve">NT</w:t>
-            </w:r>
-            <w:r>
-              <w:rPr>
-                <w:sz w:val="20"/>
-                <w:rFonts w:hint="eastAsia"/>
-                <w:lang w:eastAsia="zh-TW"/>
-              </w:rPr>
-              <w:t xml:space="preserve">$ </w:t>
+                <w:rFonts w:hint="eastAsia"/>
+                <w:lang w:eastAsia="zh-TW"/>
+              </w:rPr>
+              <w:t xml:space="preserve">¥</w:t>
             </w:r>
             <w:r>
               <w:rPr>
@@ -3557,7 +3349,7 @@
                 <w:rFonts w:hint="eastAsia"/>
                 <w:lang w:eastAsia="zh-TW"/>
               </w:rPr>
-              <w:t xml:space="preserve">教育訓練</w:t>
+              <w:t xml:space="preserve">培训</w:t>
             </w:r>
           </w:p>
         </w:tc>
@@ -3575,7 +3367,7 @@
                 <w:rFonts w:hint="eastAsia"/>
                 <w:lang w:eastAsia="zh-TW"/>
               </w:rPr>
-              <w:t xml:space="preserve">維運人員訓練 </w:t>
+              <w:t xml:space="preserve">运维人员培训 </w:t>
             </w:r>
             <w:r>
               <w:rPr>
@@ -3591,7 +3383,7 @@
                 <w:rFonts w:hint="eastAsia"/>
                 <w:lang w:eastAsia="zh-TW"/>
               </w:rPr>
-              <w:t xml:space="preserve"> 天（每場至多 </w:t>
+              <w:t xml:space="preserve"> 天（每场至多 </w:t>
             </w:r>
             <w:r>
               <w:rPr>
@@ -3640,18 +3432,10 @@
             <w:r>
               <w:rPr>
                 <w:sz w:val="20"/>
-                <w:rFonts w:ascii="Calibri" w:hAnsi="Calibri"/>
-                <w:lang w:val="en-US"/>
-              </w:rPr>
-              <w:t xml:space="preserve">NT</w:t>
-            </w:r>
-            <w:r>
-              <w:rPr>
-                <w:sz w:val="20"/>
-                <w:rFonts w:hint="eastAsia"/>
-                <w:lang w:eastAsia="zh-TW"/>
-              </w:rPr>
-              <w:t xml:space="preserve">$ </w:t>
+                <w:rFonts w:hint="eastAsia"/>
+                <w:lang w:eastAsia="zh-TW"/>
+              </w:rPr>
+              <w:t xml:space="preserve">¥</w:t>
             </w:r>
             <w:r>
               <w:rPr>
@@ -3690,18 +3474,10 @@
             <w:r>
               <w:rPr>
                 <w:sz w:val="20"/>
-                <w:rFonts w:ascii="Calibri" w:hAnsi="Calibri"/>
-                <w:lang w:val="en-US"/>
-              </w:rPr>
-              <w:t xml:space="preserve">NT</w:t>
-            </w:r>
-            <w:r>
-              <w:rPr>
-                <w:sz w:val="20"/>
-                <w:rFonts w:hint="eastAsia"/>
-                <w:lang w:eastAsia="zh-TW"/>
-              </w:rPr>
-              <w:t xml:space="preserve">$ </w:t>
+                <w:rFonts w:hint="eastAsia"/>
+                <w:lang w:eastAsia="zh-TW"/>
+              </w:rPr>
+              <w:t xml:space="preserve">¥</w:t>
             </w:r>
             <w:r>
               <w:rPr>
@@ -3763,7 +3539,7 @@
                 <w:rFonts w:hint="eastAsia"/>
                 <w:lang w:eastAsia="zh-TW"/>
               </w:rPr>
-              <w:t xml:space="preserve">維護保固</w:t>
+              <w:t xml:space="preserve">维保服务</w:t>
             </w:r>
           </w:p>
         </w:tc>
@@ -3781,7 +3557,7 @@
                 <w:rFonts w:hint="eastAsia"/>
                 <w:lang w:eastAsia="zh-TW"/>
               </w:rPr>
-              <w:t xml:space="preserve">硬體 </w:t>
+              <w:t xml:space="preserve">硬件 </w:t>
             </w:r>
             <w:r>
               <w:rPr>
@@ -3797,7 +3573,7 @@
                 <w:rFonts w:hint="eastAsia"/>
                 <w:lang w:eastAsia="zh-TW"/>
               </w:rPr>
-              <w:t xml:space="preserve"> 年次日到場、軟體 </w:t>
+              <w:t xml:space="preserve"> 年次日到场、软件 </w:t>
             </w:r>
             <w:r>
               <w:rPr>
@@ -3846,18 +3622,10 @@
             <w:r>
               <w:rPr>
                 <w:sz w:val="20"/>
-                <w:rFonts w:ascii="Calibri" w:hAnsi="Calibri"/>
-                <w:lang w:val="en-US"/>
-              </w:rPr>
-              <w:t xml:space="preserve">NT</w:t>
-            </w:r>
-            <w:r>
-              <w:rPr>
-                <w:sz w:val="20"/>
-                <w:rFonts w:hint="eastAsia"/>
-                <w:lang w:eastAsia="zh-TW"/>
-              </w:rPr>
-              <w:t xml:space="preserve">$ </w:t>
+                <w:rFonts w:hint="eastAsia"/>
+                <w:lang w:eastAsia="zh-TW"/>
+              </w:rPr>
+              <w:t xml:space="preserve">¥</w:t>
             </w:r>
             <w:r>
               <w:rPr>
@@ -3896,18 +3664,10 @@
             <w:r>
               <w:rPr>
                 <w:sz w:val="20"/>
-                <w:rFonts w:ascii="Calibri" w:hAnsi="Calibri"/>
-                <w:lang w:val="en-US"/>
-              </w:rPr>
-              <w:t xml:space="preserve">NT</w:t>
-            </w:r>
-            <w:r>
-              <w:rPr>
-                <w:sz w:val="20"/>
-                <w:rFonts w:hint="eastAsia"/>
-                <w:lang w:eastAsia="zh-TW"/>
-              </w:rPr>
-              <w:t xml:space="preserve">$ </w:t>
+                <w:rFonts w:hint="eastAsia"/>
+                <w:lang w:eastAsia="zh-TW"/>
+              </w:rPr>
+              <w:t xml:space="preserve">¥</w:t>
             </w:r>
             <w:r>
               <w:rPr>
@@ -3969,7 +3729,7 @@
                 <w:rFonts w:hint="eastAsia"/>
                 <w:lang w:eastAsia="zh-TW"/>
               </w:rPr>
-              <w:t xml:space="preserve">備援線路</w:t>
+              <w:t xml:space="preserve">备份线路</w:t>
             </w:r>
           </w:p>
         </w:tc>
@@ -4027,7 +3787,7 @@
                 <w:rFonts w:hint="eastAsia"/>
                 <w:lang w:eastAsia="zh-TW"/>
               </w:rPr>
-              <w:t xml:space="preserve">，年費</w:t>
+              <w:t xml:space="preserve">，年费</w:t>
             </w:r>
           </w:p>
         </w:tc>
@@ -4060,18 +3820,10 @@
             <w:r>
               <w:rPr>
                 <w:sz w:val="20"/>
-                <w:rFonts w:ascii="Calibri" w:hAnsi="Calibri"/>
-                <w:lang w:val="en-US"/>
-              </w:rPr>
-              <w:t xml:space="preserve">NT</w:t>
-            </w:r>
-            <w:r>
-              <w:rPr>
-                <w:sz w:val="20"/>
-                <w:rFonts w:hint="eastAsia"/>
-                <w:lang w:eastAsia="zh-TW"/>
-              </w:rPr>
-              <w:t xml:space="preserve">$ </w:t>
+                <w:rFonts w:hint="eastAsia"/>
+                <w:lang w:eastAsia="zh-TW"/>
+              </w:rPr>
+              <w:t xml:space="preserve">¥</w:t>
             </w:r>
             <w:r>
               <w:rPr>
@@ -4110,18 +3862,10 @@
             <w:r>
               <w:rPr>
                 <w:sz w:val="20"/>
-                <w:rFonts w:ascii="Calibri" w:hAnsi="Calibri"/>
-                <w:lang w:val="en-US"/>
-              </w:rPr>
-              <w:t xml:space="preserve">NT</w:t>
-            </w:r>
-            <w:r>
-              <w:rPr>
-                <w:sz w:val="20"/>
-                <w:rFonts w:hint="eastAsia"/>
-                <w:lang w:eastAsia="zh-TW"/>
-              </w:rPr>
-              <w:t xml:space="preserve">$ </w:t>
+                <w:rFonts w:hint="eastAsia"/>
+                <w:lang w:eastAsia="zh-TW"/>
+              </w:rPr>
+              <w:t xml:space="preserve">¥</w:t>
             </w:r>
             <w:r>
               <w:rPr>
@@ -4183,7 +3927,7 @@
                 <w:rFonts w:hint="eastAsia"/>
                 <w:lang w:eastAsia="zh-TW"/>
               </w:rPr>
-              <w:t xml:space="preserve">機房環控</w:t>
+              <w:t xml:space="preserve">机房环境监控</w:t>
             </w:r>
           </w:p>
         </w:tc>
@@ -4201,7 +3945,7 @@
                 <w:rFonts w:hint="eastAsia"/>
                 <w:lang w:eastAsia="zh-TW"/>
               </w:rPr>
-              <w:t xml:space="preserve">溫濕度與漏水感測器含告警</w:t>
+              <w:t xml:space="preserve">温湿度与漏水传感器含告警</w:t>
             </w:r>
           </w:p>
         </w:tc>
@@ -4234,18 +3978,10 @@
             <w:r>
               <w:rPr>
                 <w:sz w:val="20"/>
-                <w:rFonts w:ascii="Calibri" w:hAnsi="Calibri"/>
-                <w:lang w:val="en-US"/>
-              </w:rPr>
-              <w:t xml:space="preserve">NT</w:t>
-            </w:r>
-            <w:r>
-              <w:rPr>
-                <w:sz w:val="20"/>
-                <w:rFonts w:hint="eastAsia"/>
-                <w:lang w:eastAsia="zh-TW"/>
-              </w:rPr>
-              <w:t xml:space="preserve">$ </w:t>
+                <w:rFonts w:hint="eastAsia"/>
+                <w:lang w:eastAsia="zh-TW"/>
+              </w:rPr>
+              <w:t xml:space="preserve">¥</w:t>
             </w:r>
             <w:r>
               <w:rPr>
@@ -4284,18 +4020,10 @@
             <w:r>
               <w:rPr>
                 <w:sz w:val="20"/>
-                <w:rFonts w:ascii="Calibri" w:hAnsi="Calibri"/>
-                <w:lang w:val="en-US"/>
-              </w:rPr>
-              <w:t xml:space="preserve">NT</w:t>
-            </w:r>
-            <w:r>
-              <w:rPr>
-                <w:sz w:val="20"/>
-                <w:rFonts w:hint="eastAsia"/>
-                <w:lang w:eastAsia="zh-TW"/>
-              </w:rPr>
-              <w:t xml:space="preserve">$ </w:t>
+                <w:rFonts w:hint="eastAsia"/>
+                <w:lang w:eastAsia="zh-TW"/>
+              </w:rPr>
+              <w:t xml:space="preserve">¥</w:t>
             </w:r>
             <w:r>
               <w:rPr>
@@ -4357,7 +4085,7 @@
                 <w:rFonts w:hint="eastAsia"/>
                 <w:lang w:eastAsia="zh-TW"/>
               </w:rPr>
-              <w:t xml:space="preserve">線材與耗材</w:t>
+              <w:t xml:space="preserve">线材与耗材</w:t>
             </w:r>
           </w:p>
         </w:tc>
@@ -4383,7 +4111,7 @@
                 <w:rFonts w:hint="eastAsia"/>
                 <w:lang w:eastAsia="zh-TW"/>
               </w:rPr>
-              <w:t xml:space="preserve"> 跳線、光纖跳線與標籤</w:t>
+              <w:t xml:space="preserve"> 跳线、光纤跳线与标签</w:t>
             </w:r>
           </w:p>
         </w:tc>
@@ -4416,18 +4144,10 @@
             <w:r>
               <w:rPr>
                 <w:sz w:val="20"/>
-                <w:rFonts w:ascii="Calibri" w:hAnsi="Calibri"/>
-                <w:lang w:val="en-US"/>
-              </w:rPr>
-              <w:t xml:space="preserve">NT</w:t>
-            </w:r>
-            <w:r>
-              <w:rPr>
-                <w:sz w:val="20"/>
-                <w:rFonts w:hint="eastAsia"/>
-                <w:lang w:eastAsia="zh-TW"/>
-              </w:rPr>
-              <w:t xml:space="preserve">$ </w:t>
+                <w:rFonts w:hint="eastAsia"/>
+                <w:lang w:eastAsia="zh-TW"/>
+              </w:rPr>
+              <w:t xml:space="preserve">¥</w:t>
             </w:r>
             <w:r>
               <w:rPr>
@@ -4466,18 +4186,10 @@
             <w:r>
               <w:rPr>
                 <w:sz w:val="20"/>
-                <w:rFonts w:ascii="Calibri" w:hAnsi="Calibri"/>
-                <w:lang w:val="en-US"/>
-              </w:rPr>
-              <w:t xml:space="preserve">NT</w:t>
-            </w:r>
-            <w:r>
-              <w:rPr>
-                <w:sz w:val="20"/>
-                <w:rFonts w:hint="eastAsia"/>
-                <w:lang w:eastAsia="zh-TW"/>
-              </w:rPr>
-              <w:t xml:space="preserve">$ </w:t>
+                <w:rFonts w:hint="eastAsia"/>
+                <w:lang w:eastAsia="zh-TW"/>
+              </w:rPr>
+              <w:t xml:space="preserve">¥</w:t>
             </w:r>
             <w:r>
               <w:rPr>
@@ -4539,7 +4251,7 @@
                 <w:rFonts w:hint="eastAsia"/>
                 <w:lang w:eastAsia="zh-TW"/>
               </w:rPr>
-              <w:t xml:space="preserve">專案管理</w:t>
+              <w:t xml:space="preserve">项目管理</w:t>
             </w:r>
           </w:p>
         </w:tc>
@@ -4557,7 +4269,7 @@
                 <w:rFonts w:hint="eastAsia"/>
                 <w:lang w:eastAsia="zh-TW"/>
               </w:rPr>
-              <w:t xml:space="preserve">專案經理駐點 </w:t>
+              <w:t xml:space="preserve">项目经理驻场 </w:t>
             </w:r>
             <w:r>
               <w:rPr>
@@ -4573,7 +4285,7 @@
                 <w:rFonts w:hint="eastAsia"/>
                 <w:lang w:eastAsia="zh-TW"/>
               </w:rPr>
-              <w:t xml:space="preserve"> 個月</w:t>
+              <w:t xml:space="preserve"> 个月</w:t>
             </w:r>
           </w:p>
         </w:tc>
@@ -4606,18 +4318,10 @@
             <w:r>
               <w:rPr>
                 <w:sz w:val="20"/>
-                <w:rFonts w:ascii="Calibri" w:hAnsi="Calibri"/>
-                <w:lang w:val="en-US"/>
-              </w:rPr>
-              <w:t xml:space="preserve">NT</w:t>
-            </w:r>
-            <w:r>
-              <w:rPr>
-                <w:sz w:val="20"/>
-                <w:rFonts w:hint="eastAsia"/>
-                <w:lang w:eastAsia="zh-TW"/>
-              </w:rPr>
-              <w:t xml:space="preserve">$ </w:t>
+                <w:rFonts w:hint="eastAsia"/>
+                <w:lang w:eastAsia="zh-TW"/>
+              </w:rPr>
+              <w:t xml:space="preserve">¥</w:t>
             </w:r>
             <w:r>
               <w:rPr>
@@ -4656,18 +4360,10 @@
             <w:r>
               <w:rPr>
                 <w:sz w:val="20"/>
-                <w:rFonts w:ascii="Calibri" w:hAnsi="Calibri"/>
-                <w:lang w:val="en-US"/>
-              </w:rPr>
-              <w:t xml:space="preserve">NT</w:t>
-            </w:r>
-            <w:r>
-              <w:rPr>
-                <w:sz w:val="20"/>
-                <w:rFonts w:hint="eastAsia"/>
-                <w:lang w:eastAsia="zh-TW"/>
-              </w:rPr>
-              <w:t xml:space="preserve">$ </w:t>
+                <w:rFonts w:hint="eastAsia"/>
+                <w:lang w:eastAsia="zh-TW"/>
+              </w:rPr>
+              <w:t xml:space="preserve">¥</w:t>
             </w:r>
             <w:r>
               <w:rPr>
@@ -4729,7 +4425,7 @@
                 <w:rFonts w:hint="eastAsia"/>
                 <w:lang w:eastAsia="zh-TW"/>
               </w:rPr>
-              <w:t xml:space="preserve">文件與移交</w:t>
+              <w:t xml:space="preserve">文档与移交</w:t>
             </w:r>
           </w:p>
         </w:tc>
@@ -4747,7 +4443,7 @@
                 <w:rFonts w:hint="eastAsia"/>
                 <w:lang w:eastAsia="zh-TW"/>
               </w:rPr>
-              <w:t xml:space="preserve">架構文件、</w:t>
+              <w:t xml:space="preserve">架构文档、</w:t>
             </w:r>
             <w:r>
               <w:rPr>
@@ -4763,7 +4459,7 @@
                 <w:rFonts w:hint="eastAsia"/>
                 <w:lang w:eastAsia="zh-TW"/>
               </w:rPr>
-              <w:t xml:space="preserve"> 與驗收報告</w:t>
+              <w:t xml:space="preserve"> 与验收报告</w:t>
             </w:r>
           </w:p>
         </w:tc>
@@ -4796,18 +4492,10 @@
             <w:r>
               <w:rPr>
                 <w:sz w:val="20"/>
-                <w:rFonts w:ascii="Calibri" w:hAnsi="Calibri"/>
-                <w:lang w:val="en-US"/>
-              </w:rPr>
-              <w:t xml:space="preserve">NT</w:t>
-            </w:r>
-            <w:r>
-              <w:rPr>
-                <w:sz w:val="20"/>
-                <w:rFonts w:hint="eastAsia"/>
-                <w:lang w:eastAsia="zh-TW"/>
-              </w:rPr>
-              <w:t xml:space="preserve">$ </w:t>
+                <w:rFonts w:hint="eastAsia"/>
+                <w:lang w:eastAsia="zh-TW"/>
+              </w:rPr>
+              <w:t xml:space="preserve">¥</w:t>
             </w:r>
             <w:r>
               <w:rPr>
@@ -4846,18 +4534,10 @@
             <w:r>
               <w:rPr>
                 <w:sz w:val="20"/>
-                <w:rFonts w:ascii="Calibri" w:hAnsi="Calibri"/>
-                <w:lang w:val="en-US"/>
-              </w:rPr>
-              <w:t xml:space="preserve">NT</w:t>
-            </w:r>
-            <w:r>
-              <w:rPr>
-                <w:sz w:val="20"/>
-                <w:rFonts w:hint="eastAsia"/>
-                <w:lang w:eastAsia="zh-TW"/>
-              </w:rPr>
-              <w:t xml:space="preserve">$ </w:t>
+                <w:rFonts w:hint="eastAsia"/>
+                <w:lang w:eastAsia="zh-TW"/>
+              </w:rPr>
+              <w:t xml:space="preserve">¥</w:t>
             </w:r>
             <w:r>
               <w:rPr>
@@ -4897,21 +4577,7 @@
           <w:rFonts w:hint="eastAsia"/>
           <w:lang w:eastAsia="zh-TW"/>
         </w:rPr>
-        <w:t xml:space="preserve">未稅合計：</w:t>
-      </w:r>
-      <w:r>
-        <w:rPr>
-          <w:rFonts w:ascii="Calibri" w:hAnsi="Calibri"/>
-          <w:lang w:val="en-US"/>
-        </w:rPr>
-        <w:t xml:space="preserve">NT</w:t>
-      </w:r>
-      <w:r>
-        <w:rPr>
-          <w:rFonts w:hint="eastAsia"/>
-          <w:lang w:eastAsia="zh-TW"/>
-        </w:rPr>
-        <w:t xml:space="preserve">$ </w:t>
+        <w:t xml:space="preserve">不含税合计：¥</w:t>
       </w:r>
       <w:r>
         <w:rPr>
@@ -4958,56 +4624,42 @@
           <w:rFonts w:hint="eastAsia"/>
           <w:lang w:eastAsia="zh-TW"/>
         </w:rPr>
-        <w:t xml:space="preserve">營業稅 </w:t>
+        <w:t xml:space="preserve">增值税 </w:t>
       </w:r>
       <w:r>
         <w:rPr>
           <w:rFonts w:ascii="Calibri" w:hAnsi="Calibri"/>
           <w:lang w:val="en-US"/>
         </w:rPr>
-        <w:t xml:space="preserve">5</w:t>
-      </w:r>
-      <w:r>
-        <w:rPr>
-          <w:rFonts w:hint="eastAsia"/>
-          <w:lang w:eastAsia="zh-TW"/>
-        </w:rPr>
-        <w:t xml:space="preserve">%：</w:t>
+        <w:t xml:space="preserve">13</w:t>
+      </w:r>
+      <w:r>
+        <w:rPr>
+          <w:rFonts w:hint="eastAsia"/>
+          <w:lang w:eastAsia="zh-TW"/>
+        </w:rPr>
+        <w:t xml:space="preserve">%：¥</w:t>
       </w:r>
       <w:r>
         <w:rPr>
           <w:rFonts w:ascii="Calibri" w:hAnsi="Calibri"/>
           <w:lang w:val="en-US"/>
         </w:rPr>
-        <w:t xml:space="preserve">NT</w:t>
-      </w:r>
-      <w:r>
-        <w:rPr>
-          <w:rFonts w:hint="eastAsia"/>
-          <w:lang w:eastAsia="zh-TW"/>
-        </w:rPr>
-        <w:t xml:space="preserve">$ </w:t>
+        <w:t xml:space="preserve">961</w:t>
+      </w:r>
+      <w:r>
+        <w:rPr>
+          <w:rFonts w:hint="eastAsia"/>
+          <w:lang w:eastAsia="zh-TW"/>
+        </w:rPr>
+        <w:t xml:space="preserve">,</w:t>
       </w:r>
       <w:r>
         <w:rPr>
           <w:rFonts w:ascii="Calibri" w:hAnsi="Calibri"/>
           <w:lang w:val="en-US"/>
         </w:rPr>
-        <w:t xml:space="preserve">369</w:t>
-      </w:r>
-      <w:r>
-        <w:rPr>
-          <w:rFonts w:hint="eastAsia"/>
-          <w:lang w:eastAsia="zh-TW"/>
-        </w:rPr>
-        <w:t xml:space="preserve">,</w:t>
-      </w:r>
-      <w:r>
-        <w:rPr>
-          <w:rFonts w:ascii="Calibri" w:hAnsi="Calibri"/>
-          <w:lang w:val="en-US"/>
-        </w:rPr>
-        <w:t xml:space="preserve">700</w:t>
+        <w:t xml:space="preserve">220</w:t>
       </w:r>
     </w:p>
     <w:p>
@@ -5019,28 +4671,28 @@
           <w:rFonts w:hint="eastAsia"/>
           <w:lang w:eastAsia="zh-TW"/>
         </w:rPr>
-        <w:t xml:space="preserve">含稅總計：</w:t>
+        <w:t xml:space="preserve">含税总计：¥</w:t>
       </w:r>
       <w:r>
         <w:rPr>
           <w:rFonts w:ascii="Calibri" w:hAnsi="Calibri"/>
           <w:lang w:val="en-US"/>
         </w:rPr>
-        <w:t xml:space="preserve">NT</w:t>
-      </w:r>
-      <w:r>
-        <w:rPr>
-          <w:rFonts w:hint="eastAsia"/>
-          <w:lang w:eastAsia="zh-TW"/>
-        </w:rPr>
-        <w:t xml:space="preserve">$ </w:t>
+        <w:t xml:space="preserve">8</w:t>
+      </w:r>
+      <w:r>
+        <w:rPr>
+          <w:rFonts w:hint="eastAsia"/>
+          <w:lang w:eastAsia="zh-TW"/>
+        </w:rPr>
+        <w:t xml:space="preserve">,</w:t>
       </w:r>
       <w:r>
         <w:rPr>
           <w:rFonts w:ascii="Calibri" w:hAnsi="Calibri"/>
           <w:lang w:val="en-US"/>
         </w:rPr>
-        <w:t xml:space="preserve">7</w:t>
+        <w:t xml:space="preserve">355</w:t>
       </w:r>
       <w:r>
         <w:rPr>
@@ -5054,21 +4706,7 @@
           <w:rFonts w:ascii="Calibri" w:hAnsi="Calibri"/>
           <w:lang w:val="en-US"/>
         </w:rPr>
-        <w:t xml:space="preserve">763</w:t>
-      </w:r>
-      <w:r>
-        <w:rPr>
-          <w:rFonts w:hint="eastAsia"/>
-          <w:lang w:eastAsia="zh-TW"/>
-        </w:rPr>
-        <w:t xml:space="preserve">,</w:t>
-      </w:r>
-      <w:r>
-        <w:rPr>
-          <w:rFonts w:ascii="Calibri" w:hAnsi="Calibri"/>
-          <w:lang w:val="en-US"/>
-        </w:rPr>
-        <w:t xml:space="preserve">700</w:t>
+        <w:t xml:space="preserve">220</w:t>
       </w:r>
     </w:p>
     <w:p>
@@ -5081,7 +4719,7 @@
           <w:rFonts w:hint="eastAsia"/>
           <w:lang w:eastAsia="zh-TW"/>
         </w:rPr>
-        <w:t xml:space="preserve">以上金額以新台幣計價。本報價含運送至送貨地址之運費，不含進口關稅及其他規費。</w:t>
+        <w:t xml:space="preserve">以上金额以人民币计价。本报价含运送至收货地址之运费，不含进口关税及其他规费。</w:t>
       </w:r>
     </w:p>
     <w:p>
@@ -5096,7 +4734,7 @@
           <w:rFonts w:hint="eastAsia"/>
           <w:lang w:eastAsia="zh-TW"/>
         </w:rPr>
-        <w:t xml:space="preserve">交貨與驗收</w:t>
+        <w:t xml:space="preserve">交货与验收</w:t>
       </w:r>
     </w:p>
     <w:p>
@@ -5109,7 +4747,7 @@
           <w:rFonts w:hint="eastAsia"/>
           <w:lang w:eastAsia="zh-TW"/>
         </w:rPr>
-        <w:t xml:space="preserve">硬體設備於收到訂單後 </w:t>
+        <w:t xml:space="preserve">硬件设备于收到订单后 </w:t>
       </w:r>
       <w:r>
         <w:rPr>
@@ -5123,41 +4761,55 @@
           <w:rFonts w:hint="eastAsia"/>
           <w:lang w:eastAsia="zh-TW"/>
         </w:rPr>
-        <w:t xml:space="preserve"> 個日曆天內交付至 新竹市香山區公益街三段</w:t>
+        <w:t xml:space="preserve"> 个日历天内交付至 湖北省武汉市洪山区天府街</w:t>
       </w:r>
       <w:r>
         <w:rPr>
           <w:rFonts w:ascii="Calibri" w:hAnsi="Calibri"/>
           <w:lang w:val="en-US"/>
         </w:rPr>
-        <w:t xml:space="preserve">453</w:t>
-      </w:r>
-      <w:r>
-        <w:rPr>
-          <w:rFonts w:hint="eastAsia"/>
-          <w:lang w:eastAsia="zh-TW"/>
-        </w:rPr>
-        <w:t xml:space="preserve">號；軟體授權於收到訂單後 </w:t>
+        <w:t xml:space="preserve">335</w:t>
+      </w:r>
+      <w:r>
+        <w:rPr>
+          <w:rFonts w:hint="eastAsia"/>
+          <w:lang w:eastAsia="zh-TW"/>
+        </w:rPr>
+        <w:t xml:space="preserve">号</w:t>
       </w:r>
       <w:r>
         <w:rPr>
           <w:rFonts w:ascii="Calibri" w:hAnsi="Calibri"/>
           <w:lang w:val="en-US"/>
         </w:rPr>
-        <w:t xml:space="preserve">7</w:t>
-      </w:r>
-      <w:r>
-        <w:rPr>
-          <w:rFonts w:hint="eastAsia"/>
-          <w:lang w:eastAsia="zh-TW"/>
-        </w:rPr>
-        <w:t xml:space="preserve"> 個工作天內以電子方式交付。到貨後由客戶聯絡人 馬博妤 會同本公司人員進行驗收，驗收期間為 </w:t>
+        <w:t xml:space="preserve">16</w:t>
+      </w:r>
+      <w:r>
+        <w:rPr>
+          <w:rFonts w:hint="eastAsia"/>
+          <w:lang w:eastAsia="zh-TW"/>
+        </w:rPr>
+        <w:t xml:space="preserve">号楼；软件授权于收到订单后 </w:t>
       </w:r>
       <w:r>
         <w:rPr>
           <w:rFonts w:ascii="Calibri" w:hAnsi="Calibri"/>
           <w:lang w:val="en-US"/>
         </w:rPr>
+        <w:t xml:space="preserve">7</w:t>
+      </w:r>
+      <w:r>
+        <w:rPr>
+          <w:rFonts w:hint="eastAsia"/>
+          <w:lang w:eastAsia="zh-TW"/>
+        </w:rPr>
+        <w:t xml:space="preserve"> 个工作日内以电子方式交付。到货后由客户联系人 于英 会同本公司人员进行验收，验收期为 </w:t>
+      </w:r>
+      <w:r>
+        <w:rPr>
+          <w:rFonts w:ascii="Calibri" w:hAnsi="Calibri"/>
+          <w:lang w:val="en-US"/>
+        </w:rPr>
         <w:t xml:space="preserve">10</w:t>
       </w:r>
       <w:r>
@@ -5165,7 +4817,7 @@
           <w:rFonts w:hint="eastAsia"/>
           <w:lang w:eastAsia="zh-TW"/>
         </w:rPr>
-        <w:t xml:space="preserve"> 個工作天。</w:t>
+        <w:t xml:space="preserve"> 个工作日。</w:t>
       </w:r>
     </w:p>
     <w:p>
@@ -5180,7 +4832,7 @@
           <w:rFonts w:hint="eastAsia"/>
           <w:lang w:eastAsia="zh-TW"/>
         </w:rPr>
-        <w:t xml:space="preserve">付款條件</w:t>
+        <w:t xml:space="preserve">付款条件</w:t>
       </w:r>
     </w:p>
     <w:p>
@@ -5193,7 +4845,7 @@
           <w:rFonts w:hint="eastAsia"/>
           <w:lang w:eastAsia="zh-TW"/>
         </w:rPr>
-        <w:t xml:space="preserve">訂單簽回時支付 </w:t>
+        <w:t xml:space="preserve">订单签回时支付 </w:t>
       </w:r>
       <w:r>
         <w:rPr>
@@ -5207,7 +4859,7 @@
           <w:rFonts w:hint="eastAsia"/>
           <w:lang w:eastAsia="zh-TW"/>
         </w:rPr>
-        <w:t xml:space="preserve">% 訂金，設備到貨驗收合格後支付 </w:t>
+        <w:t xml:space="preserve">% 定金，设备到货验收合格后支付 </w:t>
       </w:r>
       <w:r>
         <w:rPr>
@@ -5221,7 +4873,7 @@
           <w:rFonts w:hint="eastAsia"/>
           <w:lang w:eastAsia="zh-TW"/>
         </w:rPr>
-        <w:t xml:space="preserve">%，保固期滿 </w:t>
+        <w:t xml:space="preserve">%，质保期满 </w:t>
       </w:r>
       <w:r>
         <w:rPr>
@@ -5235,7 +4887,7 @@
           <w:rFonts w:hint="eastAsia"/>
           <w:lang w:eastAsia="zh-TW"/>
         </w:rPr>
-        <w:t xml:space="preserve"> 日內支付尾款 </w:t>
+        <w:t xml:space="preserve"> 日内支付尾款 </w:t>
       </w:r>
       <w:r>
         <w:rPr>
@@ -5249,28 +4901,28 @@
           <w:rFonts w:hint="eastAsia"/>
           <w:lang w:eastAsia="zh-TW"/>
         </w:rPr>
-        <w:t xml:space="preserve">%。請匯款至：玉山銀行　帳號 </w:t>
+        <w:t xml:space="preserve">%。请转账至：中国建设银行　账号 </w:t>
       </w:r>
       <w:r>
         <w:rPr>
           <w:rFonts w:ascii="Calibri" w:hAnsi="Calibri"/>
           <w:lang w:val="en-US"/>
         </w:rPr>
-        <w:t xml:space="preserve">822-3631-</w:t>
+        <w:t xml:space="preserve">62220599</w:t>
       </w:r>
       <w:r>
         <w:rPr>
           <w:rFonts w:ascii="Calibri" w:hAnsi="Calibri"/>
           <w:lang w:val="en-US"/>
         </w:rPr>
-        <w:t xml:space="preserve">375899-99</w:t>
-      </w:r>
-      <w:r>
-        <w:rPr>
-          <w:rFonts w:hint="eastAsia"/>
-          <w:lang w:eastAsia="zh-TW"/>
-        </w:rPr>
-        <w:t xml:space="preserve">　戶名 永豐企業有限公司。</w:t>
+        <w:t xml:space="preserve">93631378</w:t>
+      </w:r>
+      <w:r>
+        <w:rPr>
+          <w:rFonts w:hint="eastAsia"/>
+          <w:lang w:eastAsia="zh-TW"/>
+        </w:rPr>
+        <w:t xml:space="preserve">　账户名称 永丰企业有限公司。</w:t>
       </w:r>
     </w:p>
     <w:p>
@@ -5285,7 +4937,7 @@
           <w:rFonts w:hint="eastAsia"/>
           <w:lang w:eastAsia="zh-TW"/>
         </w:rPr>
-        <w:t xml:space="preserve">保固與維護</w:t>
+        <w:t xml:space="preserve">质保与维护</w:t>
       </w:r>
     </w:p>
     <w:p>
@@ -5298,7 +4950,7 @@
           <w:rFonts w:hint="eastAsia"/>
           <w:lang w:eastAsia="zh-TW"/>
         </w:rPr>
-        <w:t xml:space="preserve">硬體設備提供 </w:t>
+        <w:t xml:space="preserve">硬件设备提供 </w:t>
       </w:r>
       <w:r>
         <w:rPr>
@@ -5312,7 +4964,7 @@
           <w:rFonts w:hint="eastAsia"/>
           <w:lang w:eastAsia="zh-TW"/>
         </w:rPr>
-        <w:t xml:space="preserve"> 年原廠保固及次日到場服務；軟體提供 </w:t>
+        <w:t xml:space="preserve"> 年原厂质保及次日到场服务；软件提供 </w:t>
       </w:r>
       <w:r>
         <w:rPr>
@@ -5326,7 +4978,7 @@
           <w:rFonts w:hint="eastAsia"/>
           <w:lang w:eastAsia="zh-TW"/>
         </w:rPr>
-        <w:t xml:space="preserve"> 年版本更新與技術支援。保固期間內非人為因素之故障由本公司負責維修或更換。</w:t>
+        <w:t xml:space="preserve"> 年版本更新与技术支持。质保期内非人为因素导致的故障由本公司负责维修或更换。</w:t>
       </w:r>
     </w:p>
     <w:p>
@@ -5341,7 +4993,7 @@
           <w:rFonts w:hint="eastAsia"/>
           <w:lang w:eastAsia="zh-TW"/>
         </w:rPr>
-        <w:t xml:space="preserve">聯絡窗口</w:t>
+        <w:t xml:space="preserve">联系人</w:t>
       </w:r>
     </w:p>
     <w:tbl>
@@ -5428,7 +5080,7 @@
                 <w:rFonts w:hint="eastAsia"/>
                 <w:lang w:eastAsia="zh-TW"/>
               </w:rPr>
-              <w:t xml:space="preserve">電話</w:t>
+              <w:t xml:space="preserve">电话</w:t>
             </w:r>
           </w:p>
         </w:tc>
@@ -5448,7 +5100,7 @@
                 <w:rFonts w:hint="eastAsia"/>
                 <w:lang w:eastAsia="zh-TW"/>
               </w:rPr>
-              <w:t xml:space="preserve">手機</w:t>
+              <w:t xml:space="preserve">手机</w:t>
             </w:r>
           </w:p>
         </w:tc>
@@ -5468,7 +5120,7 @@
                 <w:rFonts w:hint="eastAsia"/>
                 <w:lang w:eastAsia="zh-TW"/>
               </w:rPr>
-              <w:t xml:space="preserve">電子郵件</w:t>
+              <w:t xml:space="preserve">邮箱</w:t>
             </w:r>
           </w:p>
         </w:tc>
@@ -5488,7 +5140,7 @@
                 <w:rFonts w:hint="eastAsia"/>
                 <w:lang w:eastAsia="zh-TW"/>
               </w:rPr>
-              <w:t xml:space="preserve">業務代表</w:t>
+              <w:t xml:space="preserve">业务代表</w:t>
             </w:r>
           </w:p>
         </w:tc>
@@ -5506,7 +5158,7 @@
                 <w:rFonts w:hint="eastAsia"/>
                 <w:lang w:eastAsia="zh-TW"/>
               </w:rPr>
-              <w:t xml:space="preserve">唐宗慈</w:t>
+              <w:t xml:space="preserve">莫军恩</w:t>
             </w:r>
           </w:p>
         </w:tc>
@@ -5524,7 +5176,7 @@
                 <w:rFonts w:ascii="Calibri" w:hAnsi="Calibri"/>
                 <w:lang w:val="en-US"/>
               </w:rPr>
-              <w:t xml:space="preserve">049-1339-867</w:t>
+              <w:t xml:space="preserve">0571-81529133</w:t>
             </w:r>
           </w:p>
         </w:tc>
@@ -5542,7 +5194,7 @@
                 <w:rFonts w:ascii="Calibri" w:hAnsi="Calibri"/>
                 <w:lang w:val="en-US"/>
               </w:rPr>
-              <w:t xml:space="preserve">0920-659-818</w:t>
+              <w:t xml:space="preserve">186-7520-6598</w:t>
             </w:r>
           </w:p>
         </w:tc>
@@ -5560,7 +5212,7 @@
                 <w:rFonts w:ascii="Calibri" w:hAnsi="Calibri"/>
                 <w:lang w:val="en-US"/>
               </w:rPr>
-              <w:t xml:space="preserve">tang.tsung.tzu59@example.com.tw</w:t>
+              <w:t xml:space="preserve">mo.jun4@example.cn</w:t>
             </w:r>
           </w:p>
         </w:tc>
@@ -5580,7 +5232,7 @@
                 <w:rFonts w:hint="eastAsia"/>
                 <w:lang w:eastAsia="zh-TW"/>
               </w:rPr>
-              <w:t xml:space="preserve">技術支援</w:t>
+              <w:t xml:space="preserve">技术支持</w:t>
             </w:r>
           </w:p>
         </w:tc>
@@ -5598,7 +5250,7 @@
                 <w:rFonts w:hint="eastAsia"/>
                 <w:lang w:eastAsia="zh-TW"/>
               </w:rPr>
-              <w:t xml:space="preserve">施建霖</w:t>
+              <w:t xml:space="preserve">姚勇轩</w:t>
             </w:r>
           </w:p>
         </w:tc>
@@ -5616,7 +5268,7 @@
                 <w:rFonts w:ascii="Calibri" w:hAnsi="Calibri"/>
                 <w:lang w:val="en-US"/>
               </w:rPr>
-              <w:t xml:space="preserve">03-0846-400</w:t>
+              <w:t xml:space="preserve">(025)6308-4640</w:t>
             </w:r>
           </w:p>
         </w:tc>
@@ -5634,39 +5286,7 @@
                 <w:rFonts w:ascii="Calibri" w:hAnsi="Calibri"/>
                 <w:lang w:val="en-US"/>
               </w:rPr>
-              <w:t xml:space="preserve">0901</w:t>
-            </w:r>
-            <w:r>
-              <w:rPr>
-                <w:sz w:val="20"/>
-                <w:rFonts w:hint="eastAsia"/>
-                <w:lang w:eastAsia="zh-TW"/>
-              </w:rPr>
-              <w:t xml:space="preserve"> </w:t>
-            </w:r>
-            <w:r>
-              <w:rPr>
-                <w:sz w:val="20"/>
-                <w:rFonts w:ascii="Calibri" w:hAnsi="Calibri"/>
-                <w:lang w:val="en-US"/>
-              </w:rPr>
-              <w:t xml:space="preserve">216</w:t>
-            </w:r>
-            <w:r>
-              <w:rPr>
-                <w:sz w:val="20"/>
-                <w:rFonts w:hint="eastAsia"/>
-                <w:lang w:eastAsia="zh-TW"/>
-              </w:rPr>
-              <w:t xml:space="preserve"> </w:t>
-            </w:r>
-            <w:r>
-              <w:rPr>
-                <w:sz w:val="20"/>
-                <w:rFonts w:ascii="Calibri" w:hAnsi="Calibri"/>
-                <w:lang w:val="en-US"/>
-              </w:rPr>
-              <w:t xml:space="preserve">452</w:t>
+              <w:t xml:space="preserve">17012164529</w:t>
             </w:r>
           </w:p>
         </w:tc>
@@ -5684,7 +5304,7 @@
                 <w:rFonts w:ascii="Calibri" w:hAnsi="Calibri"/>
                 <w:lang w:val="en-US"/>
               </w:rPr>
-              <w:t xml:space="preserve">shih.chien.lin68@mail.example.org</w:t>
+              <w:t xml:space="preserve">yao.yong55@example.cn</w:t>
             </w:r>
           </w:p>
         </w:tc>
@@ -5740,7 +5360,7 @@
                 <w:rFonts w:ascii="Calibri" w:hAnsi="Calibri"/>
                 <w:lang w:val="en-US"/>
               </w:rPr>
-              <w:t xml:space="preserve">0800-000-123</w:t>
+              <w:t xml:space="preserve">400-800-1234</w:t>
             </w:r>
           </w:p>
         </w:tc>
@@ -5776,7 +5396,7 @@
                 <w:rFonts w:ascii="Calibri" w:hAnsi="Calibri"/>
                 <w:lang w:val="en-US"/>
               </w:rPr>
-              <w:t xml:space="preserve">service@example.com.tw</w:t>
+              <w:t xml:space="preserve">service@example.com.cn</w:t>
             </w:r>
           </w:p>
         </w:tc>
@@ -5792,21 +5412,21 @@
           <w:rFonts w:hint="eastAsia"/>
           <w:lang w:eastAsia="zh-TW"/>
         </w:rPr>
-        <w:t xml:space="preserve">本報價單有任何疑問，請洽業務代表 唐宗慈（</w:t>
+        <w:t xml:space="preserve">本报价单有任何疑问，请洽业务代表 莫军恩（</w:t>
       </w:r>
       <w:r>
         <w:rPr>
           <w:rFonts w:ascii="Calibri" w:hAnsi="Calibri"/>
           <w:lang w:val="en-US"/>
         </w:rPr>
-        <w:t xml:space="preserve">0920-6</w:t>
+        <w:t xml:space="preserve">186-752</w:t>
       </w:r>
       <w:r>
         <w:rPr>
           <w:rFonts w:ascii="Calibri" w:hAnsi="Calibri"/>
           <w:lang w:val="en-US"/>
         </w:rPr>
-        <w:t xml:space="preserve">59-818</w:t>
+        <w:t xml:space="preserve">0-6598</w:t>
       </w:r>
       <w:r>
         <w:rPr>
@@ -5828,7 +5448,7 @@
           <w:rFonts w:hint="eastAsia"/>
           <w:lang w:eastAsia="zh-TW"/>
         </w:rPr>
-        <w:t xml:space="preserve">客戶確認簽回</w:t>
+        <w:t xml:space="preserve">客户确认签回</w:t>
       </w:r>
     </w:p>
     <w:p>
@@ -5840,7 +5460,7 @@
           <w:rFonts w:hint="eastAsia"/>
           <w:lang w:eastAsia="zh-TW"/>
         </w:rPr>
-        <w:t xml:space="preserve">本公司同意依上述報價內容與條件採購，請於簽章後回傳。</w:t>
+        <w:t xml:space="preserve">本公司同意依上述报价内容与条件采购，请于签章后回传。</w:t>
       </w:r>
     </w:p>
     <w:p/>
@@ -5853,7 +5473,7 @@
           <w:rFonts w:hint="eastAsia"/>
           <w:lang w:eastAsia="zh-TW"/>
         </w:rPr>
-        <w:t xml:space="preserve">公司名稱：永豐國際股份有限公司</w:t>
+        <w:t xml:space="preserve">公司名称：瀚宇数字有限公司</w:t>
       </w:r>
     </w:p>
     <w:p>
@@ -5865,14 +5485,14 @@
           <w:rFonts w:hint="eastAsia"/>
           <w:lang w:eastAsia="zh-TW"/>
         </w:rPr>
-        <w:t xml:space="preserve">統一編號：</w:t>
+        <w:t xml:space="preserve">统一社会信用代码：</w:t>
       </w:r>
       <w:r>
         <w:rPr>
           <w:rFonts w:ascii="Calibri" w:hAnsi="Calibri"/>
           <w:lang w:val="en-US"/>
         </w:rPr>
-        <w:t xml:space="preserve">48486870</w:t>
+        <w:t xml:space="preserve">91440305CRDTCUKRP3</w:t>
       </w:r>
     </w:p>
     <w:p>
@@ -5884,7 +5504,7 @@
           <w:rFonts w:hint="eastAsia"/>
           <w:lang w:eastAsia="zh-TW"/>
         </w:rPr>
-        <w:t xml:space="preserve">負責人：戴宏儀　　　　　　　　　　（簽章）</w:t>
+        <w:t xml:space="preserve">法定代表人：万平　　　　　　　　　　（签章）</w:t>
       </w:r>
     </w:p>
     <w:p>
@@ -5896,14 +5516,14 @@
           <w:rFonts w:hint="eastAsia"/>
           <w:lang w:eastAsia="zh-TW"/>
         </w:rPr>
-        <w:t xml:space="preserve">採購聯絡人：馬博妤　</w:t>
+        <w:t xml:space="preserve">采购联系人：于英　</w:t>
       </w:r>
       <w:r>
         <w:rPr>
           <w:rFonts w:ascii="Calibri" w:hAnsi="Calibri"/>
           <w:lang w:val="en-US"/>
         </w:rPr>
-        <w:t xml:space="preserve">0963402563</w:t>
+        <w:t xml:space="preserve">15691634025</w:t>
       </w:r>
     </w:p>
     <w:p>
@@ -5915,21 +5535,35 @@
           <w:rFonts w:hint="eastAsia"/>
           <w:lang w:eastAsia="zh-TW"/>
         </w:rPr>
-        <w:t xml:space="preserve">地址：新竹市香山區公益街三段</w:t>
+        <w:t xml:space="preserve">地址：湖北省武汉市洪山区天府街</w:t>
       </w:r>
       <w:r>
         <w:rPr>
           <w:rFonts w:ascii="Calibri" w:hAnsi="Calibri"/>
           <w:lang w:val="en-US"/>
         </w:rPr>
-        <w:t xml:space="preserve">453</w:t>
-      </w:r>
-      <w:r>
-        <w:rPr>
-          <w:rFonts w:hint="eastAsia"/>
-          <w:lang w:eastAsia="zh-TW"/>
-        </w:rPr>
-        <w:t xml:space="preserve">號</w:t>
+        <w:t xml:space="preserve">335</w:t>
+      </w:r>
+      <w:r>
+        <w:rPr>
+          <w:rFonts w:hint="eastAsia"/>
+          <w:lang w:eastAsia="zh-TW"/>
+        </w:rPr>
+        <w:t xml:space="preserve">号</w:t>
+      </w:r>
+      <w:r>
+        <w:rPr>
+          <w:rFonts w:ascii="Calibri" w:hAnsi="Calibri"/>
+          <w:lang w:val="en-US"/>
+        </w:rPr>
+        <w:t xml:space="preserve">16</w:t>
+      </w:r>
+      <w:r>
+        <w:rPr>
+          <w:rFonts w:hint="eastAsia"/>
+          <w:lang w:eastAsia="zh-TW"/>
+        </w:rPr>
+        <w:t xml:space="preserve">号楼</w:t>
       </w:r>
     </w:p>
     <w:p/>
@@ -5942,7 +5576,7 @@
           <w:rFonts w:hint="eastAsia"/>
           <w:lang w:eastAsia="zh-TW"/>
         </w:rPr>
-        <w:t xml:space="preserve">報價廠商：永豐企業有限公司</w:t>
+        <w:t xml:space="preserve">报价单位：永丰企业有限公司</w:t>
       </w:r>
     </w:p>
     <w:p>
@@ -5954,14 +5588,14 @@
           <w:rFonts w:hint="eastAsia"/>
           <w:lang w:eastAsia="zh-TW"/>
         </w:rPr>
-        <w:t xml:space="preserve">統一編號：</w:t>
+        <w:t xml:space="preserve">统一社会信用代码：</w:t>
       </w:r>
       <w:r>
         <w:rPr>
           <w:rFonts w:ascii="Calibri" w:hAnsi="Calibri"/>
           <w:lang w:val="en-US"/>
         </w:rPr>
-        <w:t xml:space="preserve">21166620</w:t>
+        <w:t xml:space="preserve">9144010636LKM8F3XL</w:t>
       </w:r>
     </w:p>
     <w:p>
@@ -5973,7 +5607,7 @@
           <w:rFonts w:hint="eastAsia"/>
           <w:lang w:eastAsia="zh-TW"/>
         </w:rPr>
-        <w:t xml:space="preserve">負責人：丁家誠　　　　　　　　　　（簽章）</w:t>
+        <w:t xml:space="preserve">法定代表人：秦敏辉　　　　　　　　　　（签章）</w:t>
       </w:r>
     </w:p>
     <w:p>
@@ -5985,49 +5619,21 @@
           <w:rFonts w:hint="eastAsia"/>
           <w:lang w:eastAsia="zh-TW"/>
         </w:rPr>
-        <w:t xml:space="preserve">地址：高雄市前金區林森路四段</w:t>
+        <w:t xml:space="preserve">地址：广东省深圳市南山区和平大道</w:t>
       </w:r>
       <w:r>
         <w:rPr>
           <w:rFonts w:ascii="Calibri" w:hAnsi="Calibri"/>
           <w:lang w:val="en-US"/>
         </w:rPr>
-        <w:t xml:space="preserve">144</w:t>
-      </w:r>
-      <w:r>
-        <w:rPr>
-          <w:rFonts w:hint="eastAsia"/>
-          <w:lang w:eastAsia="zh-TW"/>
-        </w:rPr>
-        <w:t xml:space="preserve">巷</w:t>
-      </w:r>
-      <w:r>
-        <w:rPr>
-          <w:rFonts w:ascii="Calibri" w:hAnsi="Calibri"/>
-          <w:lang w:val="en-US"/>
-        </w:rPr>
-        <w:t xml:space="preserve">360</w:t>
-      </w:r>
-      <w:r>
-        <w:rPr>
-          <w:rFonts w:hint="eastAsia"/>
-          <w:lang w:eastAsia="zh-TW"/>
-        </w:rPr>
-        <w:t xml:space="preserve">之</w:t>
-      </w:r>
-      <w:r>
-        <w:rPr>
-          <w:rFonts w:ascii="Calibri" w:hAnsi="Calibri"/>
-          <w:lang w:val="en-US"/>
-        </w:rPr>
-        <w:t xml:space="preserve">8</w:t>
-      </w:r>
-      <w:r>
-        <w:rPr>
-          <w:rFonts w:hint="eastAsia"/>
-          <w:lang w:eastAsia="zh-TW"/>
-        </w:rPr>
-        <w:t xml:space="preserve">號</w:t>
+        <w:t xml:space="preserve">50</w:t>
+      </w:r>
+      <w:r>
+        <w:rPr>
+          <w:rFonts w:hint="eastAsia"/>
+          <w:lang w:eastAsia="zh-TW"/>
+        </w:rPr>
+        <w:t xml:space="preserve">号</w:t>
       </w:r>
     </w:p>
     <w:p>
@@ -6039,21 +5645,21 @@
           <w:rFonts w:hint="eastAsia"/>
           <w:lang w:eastAsia="zh-TW"/>
         </w:rPr>
-        <w:t xml:space="preserve">電話：</w:t>
+        <w:t xml:space="preserve">电话：</w:t>
       </w:r>
       <w:r>
         <w:rPr>
           <w:rFonts w:ascii="Calibri" w:hAnsi="Calibri"/>
           <w:lang w:val="en-US"/>
         </w:rPr>
-        <w:t xml:space="preserve">049-13</w:t>
+        <w:t xml:space="preserve">0571-81</w:t>
       </w:r>
       <w:r>
         <w:rPr>
           <w:rFonts w:ascii="Calibri" w:hAnsi="Calibri"/>
           <w:lang w:val="en-US"/>
         </w:rPr>
-        <w:t xml:space="preserve">39-867</w:t>
+        <w:t xml:space="preserve">529133</w:t>
       </w:r>
     </w:p>
     <w:p/>
@@ -6067,7 +5673,7 @@
           <w:rFonts w:hint="eastAsia"/>
           <w:lang w:eastAsia="zh-TW"/>
         </w:rPr>
-        <w:t xml:space="preserve">簽回日期：　　　年　　　月　　　日</w:t>
+        <w:t xml:space="preserve">签回日期：　　　年　　　月　　　日</w:t>
       </w:r>
     </w:p>
     <w:p>
@@ -6080,14 +5686,14 @@
           <w:rFonts w:hint="eastAsia"/>
           <w:lang w:eastAsia="zh-TW"/>
         </w:rPr>
-        <w:t xml:space="preserve">本文件含個人資料，僅供交易雙方使用；如需索取電子檔請聯絡 </w:t>
+        <w:t xml:space="preserve">本文件含个人信息，仅供交易双方使用；如需电子版请联系 </w:t>
       </w:r>
       <w:r>
         <w:rPr>
           <w:rFonts w:ascii="Calibri" w:hAnsi="Calibri"/>
           <w:lang w:val="en-US"/>
         </w:rPr>
-        <w:t xml:space="preserve">tang.tsung.tzu59@example.com.tw</w:t>
+        <w:t xml:space="preserve">mo.jun4@example.cn</w:t>
       </w:r>
       <w:r>
         <w:rPr>
@@ -6120,7 +5726,7 @@
         <w:rFonts w:hint="eastAsia"/>
         <w:lang w:eastAsia="zh-TW"/>
       </w:rPr>
-      <w:t xml:space="preserve">永豐企業有限公司　</w:t>
+      <w:t xml:space="preserve">永丰企业有限公司　</w:t>
     </w:r>
     <w:r>
       <w:rPr>
@@ -6128,7 +5734,7 @@
         <w:rFonts w:ascii="Calibri" w:hAnsi="Calibri"/>
         <w:lang w:val="en-US"/>
       </w:rPr>
-      <w:t xml:space="preserve">049-1339-867</w:t>
+      <w:t xml:space="preserve">0571-81529133</w:t>
     </w:r>
     <w:r>
       <w:rPr>
@@ -6149,7 +5755,7 @@
         <w:rFonts w:hint="eastAsia"/>
         <w:lang w:eastAsia="zh-TW"/>
       </w:rPr>
-      <w:t xml:space="preserve"> 頁，共 </w:t>
+      <w:t xml:space="preserve"> 页，共 </w:t>
     </w:r>
     <w:fldSimple w:instr=" NUMPAGES ">
       <w:r>
@@ -6162,7 +5768,7 @@
         <w:rFonts w:hint="eastAsia"/>
         <w:lang w:eastAsia="zh-TW"/>
       </w:rPr>
-      <w:t xml:space="preserve"> 頁</w:t>
+      <w:t xml:space="preserve"> 页</w:t>
     </w:r>
   </w:p>
 </w:ftr>
@@ -6181,7 +5787,7 @@
         <w:rFonts w:hint="eastAsia"/>
         <w:lang w:eastAsia="zh-TW"/>
       </w:rPr>
-      <w:t xml:space="preserve">永豐企業有限公司　報價單 </w:t>
+      <w:t xml:space="preserve">永丰企业有限公司　报价单 </w:t>
     </w:r>
     <w:r>
       <w:rPr>
@@ -6200,7 +5806,7 @@
   <w:docDefaults>
     <w:rPrDefault>
       <w:rPr>
-        <w:rFonts w:ascii="Calibri" w:hAnsi="Calibri" w:eastAsia="微軟正黑體"/>
+        <w:rFonts w:ascii="Calibri" w:hAnsi="Calibri" w:eastAsia="微软正黑体"/>
         <w:sz w:val="22"/>
         <w:lang w:val="en-US" w:eastAsia="zh-TW"/>
       </w:rPr>
